--- a/CCST ROADMAP FROM SKILLS FOR ALL.docx
+++ b/CCST ROADMAP FROM SKILLS FOR ALL.docx
@@ -1242,7 +1242,20 @@
           <w:u w:val="single"/>
           <w:lang w:val="en-US"/>
         </w:rPr>
-        <w:t>CCST ROADMAP FROM SKILLS FOR ALL</w:t>
+        <w:t xml:space="preserve">CCST ROADMAP  </w:t>
+      </w:r>
+      <w:bookmarkStart w:id="29" w:name="_GoBack"/>
+      <w:bookmarkEnd w:id="29"/>
+      <w:r>
+        <w:rPr>
+          <w:rFonts w:hint="default"/>
+          <w:color w:val="auto"/>
+          <w:sz w:val="40"/>
+          <w:szCs w:val="40"/>
+          <w:u w:val="single"/>
+          <w:lang w:val="en-US"/>
+        </w:rPr>
+        <w:t>FROM SKILLS FOR ALL</w:t>
       </w:r>
       <w:bookmarkEnd w:id="0"/>
       <w:bookmarkEnd w:id="1"/>
@@ -2724,8 +2737,8 @@
           <w:lang w:val="en-US"/>
         </w:rPr>
       </w:pPr>
-      <w:bookmarkStart w:id="7" w:name="_Toc23533"/>
-      <w:bookmarkStart w:id="8" w:name="_Toc24026"/>
+      <w:bookmarkStart w:id="7" w:name="_Toc24026"/>
+      <w:bookmarkStart w:id="8" w:name="_Toc23533"/>
       <w:r>
         <w:rPr>
           <w:rFonts w:hint="default" w:ascii="Arial" w:hAnsi="Arial" w:cs="Arial"/>
@@ -3752,7 +3765,27 @@
           <w:szCs w:val="24"/>
           <w:lang w:val="en-US"/>
         </w:rPr>
-        <w:t>When building a wireless network, it is important that the wireless components connect to the appropriate WLAN. This is done using the SSID. The SSID is used to tell wireless devices, called STAs, which WLAN they belong to and with which other devices they can communicate. The SSID broadcast allows other devices and wireless clients to automatically discover the name of the wireless network. When the SSID broadcast is disabled, you must manually enter the SSID on wireless devices.</w:t>
+        <w:t>When building a wireless network, it is important that the wireless components connect to the appropriate WLAN. This is done using the SSID. The SSID is used to tell wireless devices, called STAs</w:t>
+      </w:r>
+      <w:r>
+        <w:rPr>
+          <w:rFonts w:hint="default" w:cs="Arial"/>
+          <w:color w:val="auto"/>
+          <w:sz w:val="24"/>
+          <w:szCs w:val="24"/>
+          <w:lang w:val="en-US"/>
+        </w:rPr>
+        <w:t>(stations)</w:t>
+      </w:r>
+      <w:r>
+        <w:rPr>
+          <w:rFonts w:hint="default" w:ascii="Arial" w:hAnsi="Arial" w:cs="Arial"/>
+          <w:color w:val="auto"/>
+          <w:sz w:val="24"/>
+          <w:szCs w:val="24"/>
+          <w:lang w:val="en-US"/>
+        </w:rPr>
+        <w:t>, which WLAN they belong to and with which other devices they can communicate. The SSID broadcast allows other devices and wireless clients to automatically discover the name of the wireless network. When the SSID broadcast is disabled, you must manually enter the SSID on wireless devices.</w:t>
       </w:r>
     </w:p>
     <w:p>
@@ -5651,7 +5684,59 @@
           <w:szCs w:val="24"/>
           <w:lang w:val="en-US"/>
         </w:rPr>
-        <w:t>The Ethernet protocol standards define many aspects of network communication including frame format, frame size, timing, and encoding. The format for Ethernet frames specifies the location of the destination and source MAC addresses, and additional information including preamble for sequencing and timing, start of frame delimiter, length and type of frame, and frame check sequence to detect transmission errors.</w:t>
+        <w:t xml:space="preserve">The </w:t>
+      </w:r>
+      <w:r>
+        <w:rPr>
+          <w:rFonts w:hint="default" w:ascii="Arial" w:hAnsi="Arial" w:cs="Arial"/>
+          <w:b/>
+          <w:bCs/>
+          <w:i/>
+          <w:iCs/>
+          <w:color w:val="auto"/>
+          <w:sz w:val="24"/>
+          <w:szCs w:val="24"/>
+          <w:lang w:val="en-US"/>
+        </w:rPr>
+        <w:t>Ethernet protocol standards</w:t>
+      </w:r>
+      <w:r>
+        <w:rPr>
+          <w:rFonts w:hint="default" w:ascii="Arial" w:hAnsi="Arial" w:cs="Arial"/>
+          <w:b w:val="0"/>
+          <w:bCs w:val="0"/>
+          <w:color w:val="auto"/>
+          <w:sz w:val="24"/>
+          <w:szCs w:val="24"/>
+          <w:lang w:val="en-US"/>
+        </w:rPr>
+        <w:t xml:space="preserve"> define many aspects of network communication including f</w:t>
+      </w:r>
+      <w:r>
+        <w:rPr>
+          <w:rFonts w:hint="default" w:ascii="Arial" w:hAnsi="Arial" w:cs="Arial"/>
+          <w:b/>
+          <w:bCs/>
+          <w:i/>
+          <w:iCs/>
+          <w:color w:val="auto"/>
+          <w:sz w:val="24"/>
+          <w:szCs w:val="24"/>
+          <w:lang w:val="en-US"/>
+        </w:rPr>
+        <w:t>rame format, frame size, timing, and encoding</w:t>
+      </w:r>
+      <w:r>
+        <w:rPr>
+          <w:rFonts w:hint="default" w:ascii="Arial" w:hAnsi="Arial" w:cs="Arial"/>
+          <w:b w:val="0"/>
+          <w:bCs w:val="0"/>
+          <w:color w:val="auto"/>
+          <w:sz w:val="24"/>
+          <w:szCs w:val="24"/>
+          <w:lang w:val="en-US"/>
+        </w:rPr>
+        <w:t>. The format for Ethernet frames specifies the location of the destination and source MAC addresses, and additional information including preamble for sequencing and timing, start of frame delimiter, length and type of frame, and frame check sequence to detect transmission errors.</w:t>
       </w:r>
     </w:p>
     <w:p>
@@ -6077,8 +6162,8 @@
           <w:lang w:val="en-US"/>
         </w:rPr>
       </w:pPr>
-      <w:bookmarkStart w:id="19" w:name="_Toc17407"/>
-      <w:bookmarkStart w:id="20" w:name="_Toc14727"/>
+      <w:bookmarkStart w:id="19" w:name="_Toc14727"/>
+      <w:bookmarkStart w:id="20" w:name="_Toc17407"/>
       <w:r>
         <w:rPr>
           <w:rFonts w:hint="default"/>
@@ -13759,8 +13844,8 @@
         </w:rPr>
         <w:br w:type="textWrapping"/>
       </w:r>
-      <w:bookmarkStart w:id="26" w:name="_Toc19084"/>
-      <w:bookmarkStart w:id="27" w:name="_Toc28946"/>
+      <w:bookmarkStart w:id="26" w:name="_Toc28946"/>
+      <w:bookmarkStart w:id="27" w:name="_Toc19084"/>
       <w:r>
         <w:rPr>
           <w:rStyle w:val="17"/>
@@ -19198,8 +19283,6 @@
         </w:rPr>
         <w:t>0 AND 1 = 0</w:t>
       </w:r>
-      <w:bookmarkStart w:id="29" w:name="_GoBack"/>
-      <w:bookmarkEnd w:id="29"/>
     </w:p>
     <w:p>
       <w:pPr>
@@ -23111,6 +23194,7 @@
   <w:style w:type="character" w:customStyle="1" w:styleId="23">
     <w:name w:val="Heading 1 Char"/>
     <w:link w:val="2"/>
+    <w:qFormat/>
     <w:uiPriority w:val="0"/>
     <w:rPr>
       <w:b/>
@@ -23123,6 +23207,7 @@
   <w:style w:type="character" w:customStyle="1" w:styleId="24">
     <w:name w:val="Heading 3 Char"/>
     <w:link w:val="4"/>
+    <w:qFormat/>
     <w:uiPriority w:val="0"/>
     <w:rPr>
       <w:rFonts w:ascii="Arial" w:hAnsi="Arial" w:cs="Arial"/>
